--- a/hin/docx/012.content.docx
+++ b/hin/docx/012.content.docx
@@ -476,18 +476,12 @@
           <w:lang w:val="hi_IN" w:bidi="hi_IN"/>
         </w:rPr>
       </w:r>
-      <w:hyperlink r:id="rId13">
-        <w:r>
-          <w:rPr>
-            <w:lang w:val="hi_IN" w:bidi="hi_IN"/>
-          </w:rPr>
-          <w:rPr>
-            <w:color w:val="0000EE"/>
-            <w:u w:val="single"/>
-          </w:rPr>
-          <w:t>उत्पत्ति 50:17</w:t>
-        </w:r>
-      </w:hyperlink>
+      <w:r>
+        <w:rPr>
+          <w:lang w:val="hi_IN" w:bidi="hi_IN"/>
+        </w:rPr>
+        <w:t>उत्पत्ति 50:17</w:t>
+      </w:r>
     </w:p>
     <w:p>
       <w:pPr>
@@ -500,18 +494,12 @@
           <w:lang w:val="hi_IN" w:bidi="hi_IN"/>
         </w:rPr>
       </w:r>
-      <w:hyperlink r:id="rId14">
-        <w:r>
-          <w:rPr>
-            <w:lang w:val="hi_IN" w:bidi="hi_IN"/>
-          </w:rPr>
-          <w:rPr>
-            <w:color w:val="0000EE"/>
-            <w:u w:val="single"/>
-          </w:rPr>
-          <w:t>गिनती 14:17–19</w:t>
-        </w:r>
-      </w:hyperlink>
+      <w:r>
+        <w:rPr>
+          <w:lang w:val="hi_IN" w:bidi="hi_IN"/>
+        </w:rPr>
+        <w:t>गिनती 14:17–19</w:t>
+      </w:r>
     </w:p>
     <w:p>
       <w:pPr>
@@ -524,18 +512,12 @@
           <w:lang w:val="hi_IN" w:bidi="hi_IN"/>
         </w:rPr>
       </w:r>
-      <w:hyperlink r:id="rId15">
-        <w:r>
-          <w:rPr>
-            <w:lang w:val="hi_IN" w:bidi="hi_IN"/>
-          </w:rPr>
-          <w:rPr>
-            <w:color w:val="0000EE"/>
-            <w:u w:val="single"/>
-          </w:rPr>
-          <w:t>व्यवस्थाविवरण 29:20–21</w:t>
-        </w:r>
-      </w:hyperlink>
+      <w:r>
+        <w:rPr>
+          <w:lang w:val="hi_IN" w:bidi="hi_IN"/>
+        </w:rPr>
+        <w:t>व्यवस्थाविवरण 29:20–21</w:t>
+      </w:r>
     </w:p>
     <w:p>
       <w:pPr>
@@ -548,18 +530,12 @@
           <w:lang w:val="hi_IN" w:bidi="hi_IN"/>
         </w:rPr>
       </w:r>
-      <w:hyperlink r:id="rId16">
-        <w:r>
-          <w:rPr>
-            <w:lang w:val="hi_IN" w:bidi="hi_IN"/>
-          </w:rPr>
-          <w:rPr>
-            <w:color w:val="0000EE"/>
-            <w:u w:val="single"/>
-          </w:rPr>
-          <w:t>यहोशू 24:19–20</w:t>
-        </w:r>
-      </w:hyperlink>
+      <w:r>
+        <w:rPr>
+          <w:lang w:val="hi_IN" w:bidi="hi_IN"/>
+        </w:rPr>
+        <w:t>यहोशू 24:19–20</w:t>
+      </w:r>
     </w:p>
     <w:p>
       <w:pPr>
@@ -572,18 +548,12 @@
           <w:lang w:val="hi_IN" w:bidi="hi_IN"/>
         </w:rPr>
       </w:r>
-      <w:hyperlink r:id="rId17">
-        <w:r>
-          <w:rPr>
-            <w:lang w:val="hi_IN" w:bidi="hi_IN"/>
-          </w:rPr>
-          <w:rPr>
-            <w:color w:val="0000EE"/>
-            <w:u w:val="single"/>
-          </w:rPr>
-          <w:t>2 राजाओं 5:17–19</w:t>
-        </w:r>
-      </w:hyperlink>
+      <w:r>
+        <w:rPr>
+          <w:lang w:val="hi_IN" w:bidi="hi_IN"/>
+        </w:rPr>
+        <w:t>2 राजाओं 5:17–19</w:t>
+      </w:r>
     </w:p>
     <w:p>
       <w:pPr>
@@ -632,18 +602,12 @@
           <w:lang w:val="hi_IN" w:bidi="hi_IN"/>
         </w:rPr>
       </w:r>
-      <w:hyperlink r:id="rId18">
-        <w:r>
-          <w:rPr>
-            <w:lang w:val="hi_IN" w:bidi="hi_IN"/>
-          </w:rPr>
-          <w:rPr>
-            <w:color w:val="0000EE"/>
-            <w:u w:val="single"/>
-          </w:rPr>
-          <w:t>यशायाह 55:6–7</w:t>
-        </w:r>
-      </w:hyperlink>
+      <w:r>
+        <w:rPr>
+          <w:lang w:val="hi_IN" w:bidi="hi_IN"/>
+        </w:rPr>
+        <w:t>यशायाह 55:6–7</w:t>
+      </w:r>
     </w:p>
     <w:p>
       <w:pPr>
@@ -656,18 +620,12 @@
           <w:lang w:val="hi_IN" w:bidi="hi_IN"/>
         </w:rPr>
       </w:r>
-      <w:hyperlink r:id="rId19">
-        <w:r>
-          <w:rPr>
-            <w:lang w:val="hi_IN" w:bidi="hi_IN"/>
-          </w:rPr>
-          <w:rPr>
-            <w:color w:val="0000EE"/>
-            <w:u w:val="single"/>
-          </w:rPr>
-          <w:t>यशायाह 40:2</w:t>
-        </w:r>
-      </w:hyperlink>
+      <w:r>
+        <w:rPr>
+          <w:lang w:val="hi_IN" w:bidi="hi_IN"/>
+        </w:rPr>
+        <w:t>यशायाह 40:2</w:t>
+      </w:r>
     </w:p>
     <w:p>
       <w:pPr>
@@ -680,18 +638,12 @@
           <w:lang w:val="hi_IN" w:bidi="hi_IN"/>
         </w:rPr>
       </w:r>
-      <w:hyperlink r:id="rId20">
-        <w:r>
-          <w:rPr>
-            <w:lang w:val="hi_IN" w:bidi="hi_IN"/>
-          </w:rPr>
-          <w:rPr>
-            <w:color w:val="0000EE"/>
-            <w:u w:val="single"/>
-          </w:rPr>
-          <w:t>लूका 5:21</w:t>
-        </w:r>
-      </w:hyperlink>
+      <w:r>
+        <w:rPr>
+          <w:lang w:val="hi_IN" w:bidi="hi_IN"/>
+        </w:rPr>
+        <w:t>लूका 5:21</w:t>
+      </w:r>
     </w:p>
     <w:p>
       <w:pPr>
@@ -704,18 +656,12 @@
           <w:lang w:val="hi_IN" w:bidi="hi_IN"/>
         </w:rPr>
       </w:r>
-      <w:hyperlink r:id="rId21">
-        <w:r>
-          <w:rPr>
-            <w:lang w:val="hi_IN" w:bidi="hi_IN"/>
-          </w:rPr>
-          <w:rPr>
-            <w:color w:val="0000EE"/>
-            <w:u w:val="single"/>
-          </w:rPr>
-          <w:t>प्रे.का. 8:22</w:t>
-        </w:r>
-      </w:hyperlink>
+      <w:r>
+        <w:rPr>
+          <w:lang w:val="hi_IN" w:bidi="hi_IN"/>
+        </w:rPr>
+        <w:t>प्रे.का. 8:22</w:t>
+      </w:r>
     </w:p>
     <w:p>
       <w:pPr>
@@ -728,18 +674,12 @@
           <w:lang w:val="hi_IN" w:bidi="hi_IN"/>
         </w:rPr>
       </w:r>
-      <w:hyperlink r:id="rId22">
-        <w:r>
-          <w:rPr>
-            <w:lang w:val="hi_IN" w:bidi="hi_IN"/>
-          </w:rPr>
-          <w:rPr>
-            <w:color w:val="0000EE"/>
-            <w:u w:val="single"/>
-          </w:rPr>
-          <w:t>इफिसियों 4:31–32</w:t>
-        </w:r>
-      </w:hyperlink>
+      <w:r>
+        <w:rPr>
+          <w:lang w:val="hi_IN" w:bidi="hi_IN"/>
+        </w:rPr>
+        <w:t>इफिसियों 4:31–32</w:t>
+      </w:r>
     </w:p>
     <w:p>
       <w:pPr>
@@ -752,18 +692,12 @@
           <w:lang w:val="hi_IN" w:bidi="hi_IN"/>
         </w:rPr>
       </w:r>
-      <w:hyperlink r:id="rId23">
-        <w:r>
-          <w:rPr>
-            <w:lang w:val="hi_IN" w:bidi="hi_IN"/>
-          </w:rPr>
-          <w:rPr>
-            <w:color w:val="0000EE"/>
-            <w:u w:val="single"/>
-          </w:rPr>
-          <w:t>कुलुस्सियों 3:12–14</w:t>
-        </w:r>
-      </w:hyperlink>
+      <w:r>
+        <w:rPr>
+          <w:lang w:val="hi_IN" w:bidi="hi_IN"/>
+        </w:rPr>
+        <w:t>कुलुस्सियों 3:12–14</w:t>
+      </w:r>
     </w:p>
     <w:p>
       <w:pPr>
@@ -776,18 +710,12 @@
           <w:lang w:val="hi_IN" w:bidi="hi_IN"/>
         </w:rPr>
       </w:r>
-      <w:hyperlink r:id="rId24">
-        <w:r>
-          <w:rPr>
-            <w:lang w:val="hi_IN" w:bidi="hi_IN"/>
-          </w:rPr>
-          <w:rPr>
-            <w:color w:val="0000EE"/>
-            <w:u w:val="single"/>
-          </w:rPr>
-          <w:t>1 यूहन्ना 2:12</w:t>
-        </w:r>
-      </w:hyperlink>
+      <w:r>
+        <w:rPr>
+          <w:lang w:val="hi_IN" w:bidi="hi_IN"/>
+        </w:rPr>
+        <w:t>1 यूहन्ना 2:12</w:t>
+      </w:r>
     </w:p>
     <w:p>
       <w:pPr>
@@ -1324,18 +1252,12 @@
           <w:lang w:val="hi_IN" w:bidi="hi_IN"/>
         </w:rPr>
       </w:r>
-      <w:hyperlink r:id="rId25">
-        <w:r>
-          <w:rPr>
-            <w:lang w:val="hi_IN" w:bidi="hi_IN"/>
-          </w:rPr>
-          <w:rPr>
-            <w:color w:val="0000EE"/>
-            <w:u w:val="single"/>
-          </w:rPr>
-          <w:t>दानिय्येल 09:01</w:t>
-        </w:r>
-      </w:hyperlink>
+      <w:r>
+        <w:rPr>
+          <w:lang w:val="hi_IN" w:bidi="hi_IN"/>
+        </w:rPr>
+        <w:t>दानिय्येल 09:01</w:t>
+      </w:r>
     </w:p>
     <w:p>
       <w:pPr>
@@ -1348,18 +1270,12 @@
           <w:lang w:val="hi_IN" w:bidi="hi_IN"/>
         </w:rPr>
       </w:r>
-      <w:hyperlink r:id="rId26">
-        <w:r>
-          <w:rPr>
-            <w:lang w:val="hi_IN" w:bidi="hi_IN"/>
-          </w:rPr>
-          <w:rPr>
-            <w:color w:val="0000EE"/>
-            <w:u w:val="single"/>
-          </w:rPr>
-          <w:t>एस्तेर 10:1–2</w:t>
-        </w:r>
-      </w:hyperlink>
+      <w:r>
+        <w:rPr>
+          <w:lang w:val="hi_IN" w:bidi="hi_IN"/>
+        </w:rPr>
+        <w:t>एस्तेर 10:1–2</w:t>
+      </w:r>
     </w:p>
     <w:p>
       <w:pPr>
@@ -1372,18 +1288,12 @@
           <w:lang w:val="hi_IN" w:bidi="hi_IN"/>
         </w:rPr>
       </w:r>
-      <w:hyperlink r:id="rId27">
-        <w:r>
-          <w:rPr>
-            <w:lang w:val="hi_IN" w:bidi="hi_IN"/>
-          </w:rPr>
-          <w:rPr>
-            <w:color w:val="0000EE"/>
-            <w:u w:val="single"/>
-          </w:rPr>
-          <w:t>एज्रा 04:7–8</w:t>
-        </w:r>
-      </w:hyperlink>
+      <w:r>
+        <w:rPr>
+          <w:lang w:val="hi_IN" w:bidi="hi_IN"/>
+        </w:rPr>
+        <w:t>एज्रा 04:7–8</w:t>
+      </w:r>
     </w:p>
     <w:p>
       <w:pPr>
